--- a/examples/word/numbering-showcase.docx
+++ b/examples/word/numbering-showcase.docx
@@ -145,31 +145,7 @@
           <w:b/>
           <w:sz w:val="28"/>
         </w:rPr>
-        <w:t xml:space="preserve">2. Independent counters sharing one template</w:t>
-      </w:r>
-    </w:p>
-    <w:p>
-      <w:pPr>
-        <w:numPr>
-          <w:ilvl w:val="0"/>
-          <w:numId w:val="1"/>
-        </w:numPr>
-      </w:pPr>
-      <w:r>
-        <w:rPr/>
-        <w:t xml:space="preserve">List A item one</w:t>
-      </w:r>
-    </w:p>
-    <w:p>
-      <w:pPr>
-        <w:numPr>
-          <w:ilvl w:val="0"/>
-          <w:numId w:val="1"/>
-        </w:numPr>
-      </w:pPr>
-      <w:r>
-        <w:rPr/>
-        <w:t xml:space="preserve">List A item two (continues counting from above)</w:t>
+        <w:t xml:space="preserve">2. Independent counters (default) and continue=true opt-in</w:t>
       </w:r>
     </w:p>
     <w:p>
@@ -181,7 +157,7 @@
       </w:pPr>
       <w:r>
         <w:rPr/>
-        <w:t xml:space="preserve">List B starts fresh at 1</w:t>
+        <w:t xml:space="preserve">List B starts fresh at 1 (default behavior)</w:t>
       </w:r>
     </w:p>
     <w:p>
@@ -193,7 +169,31 @@
       </w:pPr>
       <w:r>
         <w:rPr/>
-        <w:t xml:space="preserve">List B item two</w:t>
+        <w:t xml:space="preserve">List B item two (counts 2)</w:t>
+      </w:r>
+    </w:p>
+    <w:p>
+      <w:pPr>
+        <w:numPr>
+          <w:ilvl w:val="0"/>
+          <w:numId w:val="3"/>
+        </w:numPr>
+      </w:pPr>
+      <w:r>
+        <w:rPr/>
+        <w:t xml:space="preserve">List C continues from List A's count (continue=true)</w:t>
+      </w:r>
+    </w:p>
+    <w:p>
+      <w:pPr>
+        <w:numPr>
+          <w:ilvl w:val="0"/>
+          <w:numId w:val="3"/>
+        </w:numPr>
+      </w:pPr>
+      <w:r>
+        <w:rPr/>
+        <w:t xml:space="preserve">List C item two</w:t>
       </w:r>
     </w:p>
     <w:p>
@@ -219,7 +219,7 @@
       <w:pPr>
         <w:numPr>
           <w:ilvl w:val="0"/>
-          <w:numId w:val="3"/>
+          <w:numId w:val="4"/>
         </w:numPr>
       </w:pPr>
       <w:r>
@@ -231,7 +231,7 @@
       <w:pPr>
         <w:numPr>
           <w:ilvl w:val="0"/>
-          <w:numId w:val="3"/>
+          <w:numId w:val="4"/>
         </w:numPr>
       </w:pPr>
       <w:r>
@@ -262,7 +262,7 @@
       <w:pPr>
         <w:numPr>
           <w:ilvl w:val="0"/>
-          <w:numId w:val="4"/>
+          <w:numId w:val="5"/>
         </w:numPr>
       </w:pPr>
       <w:r>
@@ -274,7 +274,7 @@
       <w:pPr>
         <w:numPr>
           <w:ilvl w:val="1"/>
-          <w:numId w:val="4"/>
+          <w:numId w:val="5"/>
         </w:numPr>
       </w:pPr>
       <w:r>
@@ -286,7 +286,7 @@
       <w:pPr>
         <w:numPr>
           <w:ilvl w:val="2"/>
-          <w:numId w:val="4"/>
+          <w:numId w:val="5"/>
         </w:numPr>
       </w:pPr>
       <w:r>
@@ -298,7 +298,7 @@
       <w:pPr>
         <w:numPr>
           <w:ilvl w:val="0"/>
-          <w:numId w:val="4"/>
+          <w:numId w:val="5"/>
         </w:numPr>
       </w:pPr>
       <w:r>
@@ -329,7 +329,7 @@
       <w:pPr>
         <w:numPr>
           <w:ilvl w:val="0"/>
-          <w:numId w:val="5"/>
+          <w:numId w:val="6"/>
         </w:numPr>
       </w:pPr>
       <w:r>
@@ -341,7 +341,7 @@
       <w:pPr>
         <w:numPr>
           <w:ilvl w:val="0"/>
-          <w:numId w:val="5"/>
+          <w:numId w:val="6"/>
         </w:numPr>
       </w:pPr>
       <w:r>
@@ -353,7 +353,7 @@
       <w:pPr>
         <w:numPr>
           <w:ilvl w:val="0"/>
-          <w:numId w:val="5"/>
+          <w:numId w:val="6"/>
         </w:numPr>
       </w:pPr>
       <w:r>
@@ -430,7 +430,7 @@
       <w:pPr>
         <w:numPr>
           <w:ilvl w:val="0"/>
-          <w:numId w:val="7"/>
+          <w:numId w:val="8"/>
         </w:numPr>
       </w:pPr>
       <w:r>
@@ -442,7 +442,7 @@
       <w:pPr>
         <w:numPr>
           <w:ilvl w:val="1"/>
-          <w:numId w:val="7"/>
+          <w:numId w:val="8"/>
         </w:numPr>
       </w:pPr>
       <w:r>
@@ -454,7 +454,7 @@
       <w:pPr>
         <w:numPr>
           <w:ilvl w:val="2"/>
-          <w:numId w:val="7"/>
+          <w:numId w:val="8"/>
         </w:numPr>
       </w:pPr>
       <w:r>
@@ -466,7 +466,7 @@
       <w:pPr>
         <w:numPr>
           <w:ilvl w:val="3"/>
-          <w:numId w:val="7"/>
+          <w:numId w:val="8"/>
         </w:numPr>
       </w:pPr>
       <w:r>
@@ -632,6 +632,7 @@
         <w:ind w:left="1440" w:hanging="360"/>
       </w:pPr>
       <w:rPr>
+        <w:rFonts w:ascii="Arial" w:hAnsi="Arial" w:eastAsia="Arial"/>
         <w:color w:val="2E74B5"/>
       </w:rPr>
     </w:lvl>
@@ -881,27 +882,48 @@
   </w:abstractNum>
   <w:num w:numId="1">
     <w:abstractNumId w:val="100"/>
+    <w:lvlOverride w:ilvl="0">
+      <w:startOverride w:val="1"/>
+    </w:lvlOverride>
   </w:num>
   <w:num w:numId="2">
     <w:abstractNumId w:val="100"/>
+    <w:lvlOverride w:ilvl="0">
+      <w:startOverride w:val="1"/>
+    </w:lvlOverride>
   </w:num>
   <w:num w:numId="3">
+    <w:abstractNumId w:val="100"/>
+  </w:num>
+  <w:num w:numId="4">
     <w:abstractNumId w:val="100"/>
     <w:lvlOverride w:ilvl="0">
       <w:startOverride w:val="100"/>
     </w:lvlOverride>
   </w:num>
-  <w:num w:numId="4">
+  <w:num w:numId="5">
     <w:abstractNumId w:val="200"/>
-  </w:num>
-  <w:num w:numId="5">
-    <w:abstractNumId w:val="201"/>
+    <w:lvlOverride w:ilvl="0">
+      <w:startOverride w:val="1"/>
+    </w:lvlOverride>
   </w:num>
   <w:num w:numId="6">
-    <w:abstractNumId w:val="300"/>
+    <w:abstractNumId w:val="201"/>
+    <w:lvlOverride w:ilvl="0">
+      <w:startOverride w:val="1"/>
+    </w:lvlOverride>
   </w:num>
   <w:num w:numId="7">
+    <w:abstractNumId w:val="300"/>
+    <w:lvlOverride w:ilvl="0">
+      <w:startOverride w:val="1"/>
+    </w:lvlOverride>
+  </w:num>
+  <w:num w:numId="8">
     <w:abstractNumId w:val="100"/>
+    <w:lvlOverride w:ilvl="0">
+      <w:startOverride w:val="1"/>
+    </w:lvlOverride>
   </w:num>
 </w:numbering>
 </file>
@@ -924,7 +946,7 @@
     <w:pPr>
       <w:numPr>
         <w:ilvl w:val="0"/>
-        <w:numId w:val="6"/>
+        <w:numId w:val="7"/>
       </w:numPr>
     </w:pPr>
   </w:style>

--- a/examples/word/numbering-showcase.docx
+++ b/examples/word/numbering-showcase.docx
@@ -1,6 +1,6 @@
 
 <file path=word/document.xml><?xml version="1.0" encoding="utf-8"?>
-<w:document xmlns:r="http://schemas.openxmlformats.org/officeDocument/2006/relationships" xmlns:m="http://schemas.openxmlformats.org/officeDocument/2006/math" xmlns:v="urn:schemas-microsoft-com:vml" xmlns:o="urn:schemas-microsoft-com:office:office" xmlns:w10="urn:schemas-microsoft-com:office:word" xmlns:wne="http://schemas.microsoft.com/office/word/2006/wordml" xmlns:wp="http://schemas.openxmlformats.org/drawingml/2006/wordprocessingDrawing" xmlns:wp14="http://schemas.microsoft.com/office/word/2010/wordprocessingDrawing" xmlns:a="http://schemas.openxmlformats.org/drawingml/2006/main" xmlns:pic="http://schemas.openxmlformats.org/drawingml/2006/picture" xmlns:wps="http://schemas.microsoft.com/office/word/2010/wordprocessingShape" xmlns:wpg="http://schemas.microsoft.com/office/word/2010/wordprocessingGroup" xmlns:wpi="http://schemas.microsoft.com/office/word/2010/wordprocessingInk" xmlns:wpc="http://schemas.microsoft.com/office/word/2010/wordprocessingCanvas" xmlns:w15="http://schemas.microsoft.com/office/word/2012/wordml" xmlns:mc="http://schemas.openxmlformats.org/markup-compatibility/2006" xmlns:w="http://schemas.openxmlformats.org/wordprocessingml/2006/main" xmlns:w14="http://schemas.microsoft.com/office/word/2010/wordml" mc:Ignorable="w14 w15 wp14">
+<w:document xmlns:w="http://schemas.openxmlformats.org/wordprocessingml/2006/main" xmlns:mc="http://schemas.openxmlformats.org/markup-compatibility/2006" xmlns:w14="http://schemas.microsoft.com/office/word/2010/wordml" mc:Ignorable="w14">
   <w:body>
     <w:p>
       <w:pPr>
@@ -517,9 +517,9 @@
         <w:ind w:left="720" w:hanging="360"/>
       </w:pPr>
       <w:rPr>
+        <w:sz w:val="28"/>
+        <w:color w:val="C00000"/>
         <w:b/>
-        <w:color w:val="C00000"/>
-        <w:sz w:val="28"/>
       </w:rPr>
     </w:lvl>
     <w:lvl w:ilvl="1">
@@ -531,8 +531,8 @@
         <w:ind w:left="1440" w:hanging="360"/>
       </w:pPr>
       <w:rPr>
+        <w:color w:val="2E74B5"/>
         <w:i/>
-        <w:color w:val="2E74B5"/>
       </w:rPr>
     </w:lvl>
     <w:lvl w:ilvl="2">
@@ -556,8 +556,8 @@
         <w:ind w:left="2880" w:hanging="360"/>
       </w:pPr>
       <w:rPr>
+        <w:color w:val="70AD47"/>
         <w:b/>
-        <w:color w:val="70AD47"/>
         <w:sz w:val="24"/>
       </w:rPr>
     </w:lvl>
@@ -619,8 +619,8 @@
         <w:ind w:left="720" w:hanging="360"/>
       </w:pPr>
       <w:rPr>
+        <w:sz w:val="24"/>
         <w:color w:val="E8B003"/>
-        <w:sz w:val="24"/>
       </w:rPr>
     </w:lvl>
     <w:lvl w:ilvl="1">
@@ -714,9 +714,9 @@
         <w:ind w:left="720" w:hanging="360"/>
       </w:pPr>
       <w:rPr>
+        <w:sz w:val="24"/>
+        <w:color w:val="7030A0"/>
         <w:b/>
-        <w:color w:val="7030A0"/>
-        <w:sz w:val="24"/>
       </w:rPr>
     </w:lvl>
     <w:lvl w:ilvl="1">
@@ -933,11 +933,20 @@
   <w:docDefaults>
     <w:rPrDefault>
       <w:rPr>
-        <w:rFonts w:ascii="Times New Roman" w:hAnsi="Times New Roman"/>
+        <w:rFonts w:ascii="Calibri" w:hAnsi="Calibri"/>
+        <w:sz w:val="22"/>
+        <w:szCs w:val="22"/>
       </w:rPr>
     </w:rPrDefault>
     <w:pPrDefault/>
   </w:docDefaults>
+  <w:style w:type="paragraph" w:styleId="Normal" w:default="true">
+    <w:name w:val="Normal"/>
+    <w:qFormat/>
+    <w:pPr>
+      <w:spacing w:after="0" w:line="276" w:lineRule="auto"/>
+    </w:pPr>
+  </w:style>
   <w:style w:type="paragraph" w:styleId="ShowcaseListItem" w:customStyle="true">
     <w:name w:val="Showcase List Item"/>
     <w:basedOn w:val="Normal"/>
@@ -949,4 +958,113 @@
     </w:pPr>
   </w:style>
 </w:styles>
+</file>
+
+<file path=word/theme/theme1.xml><?xml version="1.0" encoding="utf-8"?>
+<a:theme xmlns:a="http://schemas.openxmlformats.org/drawingml/2006/main" name="Office Theme">
+  <a:themeElements>
+    <a:clrScheme name="Office">
+      <a:dk1>
+        <a:sysClr val="windowText" lastClr="000000"/>
+      </a:dk1>
+      <a:lt1>
+        <a:sysClr val="window" lastClr="FFFFFF"/>
+      </a:lt1>
+      <a:dk2>
+        <a:srgbClr val="44546A"/>
+      </a:dk2>
+      <a:lt2>
+        <a:srgbClr val="E7E6E6"/>
+      </a:lt2>
+      <a:accent1>
+        <a:srgbClr val="4472C4"/>
+      </a:accent1>
+      <a:accent2>
+        <a:srgbClr val="ED7D31"/>
+      </a:accent2>
+      <a:accent3>
+        <a:srgbClr val="A5A5A5"/>
+      </a:accent3>
+      <a:accent4>
+        <a:srgbClr val="FFC000"/>
+      </a:accent4>
+      <a:accent5>
+        <a:srgbClr val="5B9BD5"/>
+      </a:accent5>
+      <a:accent6>
+        <a:srgbClr val="70AD47"/>
+      </a:accent6>
+      <a:hlink>
+        <a:srgbClr val="0563C1"/>
+      </a:hlink>
+      <a:folHlink>
+        <a:srgbClr val="954F72"/>
+      </a:folHlink>
+    </a:clrScheme>
+    <a:fontScheme name="Office">
+      <a:majorFont>
+        <a:latin typeface="Calibri Light"/>
+        <a:ea typeface=""/>
+        <a:cs typeface=""/>
+      </a:majorFont>
+      <a:minorFont>
+        <a:latin typeface="Calibri"/>
+        <a:ea typeface=""/>
+        <a:cs typeface=""/>
+      </a:minorFont>
+    </a:fontScheme>
+    <a:fmtScheme name="Office">
+      <a:fillStyleLst>
+        <a:solidFill>
+          <a:schemeClr val="phClr"/>
+        </a:solidFill>
+        <a:solidFill>
+          <a:schemeClr val="phClr"/>
+        </a:solidFill>
+        <a:solidFill>
+          <a:schemeClr val="phClr"/>
+        </a:solidFill>
+      </a:fillStyleLst>
+      <a:lnStyleLst>
+        <a:ln w="6350" cap="flat">
+          <a:solidFill>
+            <a:schemeClr val="phClr"/>
+          </a:solidFill>
+        </a:ln>
+        <a:ln w="12700" cap="flat">
+          <a:solidFill>
+            <a:schemeClr val="phClr"/>
+          </a:solidFill>
+        </a:ln>
+        <a:ln w="19050" cap="flat">
+          <a:solidFill>
+            <a:schemeClr val="phClr"/>
+          </a:solidFill>
+        </a:ln>
+      </a:lnStyleLst>
+      <a:effectStyleLst>
+        <a:effectStyle>
+          <a:effectLst/>
+        </a:effectStyle>
+        <a:effectStyle>
+          <a:effectLst/>
+        </a:effectStyle>
+        <a:effectStyle>
+          <a:effectLst/>
+        </a:effectStyle>
+      </a:effectStyleLst>
+      <a:bgFillStyleLst>
+        <a:solidFill>
+          <a:schemeClr val="phClr"/>
+        </a:solidFill>
+        <a:solidFill>
+          <a:schemeClr val="phClr"/>
+        </a:solidFill>
+        <a:solidFill>
+          <a:schemeClr val="phClr"/>
+        </a:solidFill>
+      </a:bgFillStyleLst>
+    </a:fmtScheme>
+  </a:themeElements>
+</a:theme>
 </file>
--- a/examples/word/numbering-showcase.docx
+++ b/examples/word/numbering-showcase.docx
@@ -517,9 +517,9 @@
         <w:ind w:left="720" w:hanging="360"/>
       </w:pPr>
       <w:rPr>
+        <w:b/>
+        <w:color w:val="C00000"/>
         <w:sz w:val="28"/>
-        <w:color w:val="C00000"/>
-        <w:b/>
       </w:rPr>
     </w:lvl>
     <w:lvl w:ilvl="1">
@@ -531,8 +531,8 @@
         <w:ind w:left="1440" w:hanging="360"/>
       </w:pPr>
       <w:rPr>
+        <w:i/>
         <w:color w:val="2E74B5"/>
-        <w:i/>
       </w:rPr>
     </w:lvl>
     <w:lvl w:ilvl="2">
@@ -556,8 +556,8 @@
         <w:ind w:left="2880" w:hanging="360"/>
       </w:pPr>
       <w:rPr>
+        <w:b/>
         <w:color w:val="70AD47"/>
-        <w:b/>
         <w:sz w:val="24"/>
       </w:rPr>
     </w:lvl>
@@ -619,8 +619,8 @@
         <w:ind w:left="720" w:hanging="360"/>
       </w:pPr>
       <w:rPr>
+        <w:color w:val="E8B003"/>
         <w:sz w:val="24"/>
-        <w:color w:val="E8B003"/>
       </w:rPr>
     </w:lvl>
     <w:lvl w:ilvl="1">
@@ -714,9 +714,9 @@
         <w:ind w:left="720" w:hanging="360"/>
       </w:pPr>
       <w:rPr>
+        <w:b/>
+        <w:color w:val="7030A0"/>
         <w:sz w:val="24"/>
-        <w:color w:val="7030A0"/>
-        <w:b/>
       </w:rPr>
     </w:lvl>
     <w:lvl w:ilvl="1">
@@ -931,14 +931,12 @@
 <file path=word/styles.xml><?xml version="1.0" encoding="utf-8"?>
 <w:styles xmlns:w="http://schemas.openxmlformats.org/wordprocessingml/2006/main">
   <w:docDefaults>
-    <w:pPrDefault>
-      <w:pPr>
-        <w:kinsoku w:val="false"/>
-        <w:overflowPunct w:val="false"/>
-        <w:autoSpaceDE w:val="false"/>
-        <w:autoSpaceDN w:val="false"/>
-      </w:pPr>
-    </w:pPrDefault>
+    <w:rPrDefault>
+      <w:rPr>
+        <w:rFonts w:ascii="Times New Roman" w:hAnsi="Times New Roman"/>
+      </w:rPr>
+    </w:rPrDefault>
+    <w:pPrDefault/>
   </w:docDefaults>
   <w:style w:type="paragraph" w:styleId="ShowcaseListItem" w:customStyle="true">
     <w:name w:val="Showcase List Item"/>
